--- a/ICR/11 Redaccion/ICR - Manuscrito consolidado (Caps I-VIII).docx
+++ b/ICR/11 Redaccion/ICR - Manuscrito consolidado (Caps I-VIII).docx
@@ -21787,6 +21787,987 @@
           <w:color w:val="1A1A1A"/>
           <w:sz w:val="26"/>
         </w:rPr>
+        <w:t>V.10.1  El encadenamiento por eslabón: extracción, refinación y semimanufactura</w:t>
+      </w:r>
+    </w:p>
+    <w:p>
+      <w:pPr>
+        <w:spacing w:after="120"/>
+        <w:ind w:firstLine="420"/>
+        <w:jc w:val="both"/>
+      </w:pPr>
+      <w:r>
+        <w:t xml:space="preserve">La cautela anterior se vuelve visible al calcular el índice de Ghosh no solo para el eslabón </w:t>
+      </w:r>
+      <w:r>
+        <w:rPr>
+          <w:b/>
+        </w:rPr>
+        <w:t>extractivo</w:t>
+      </w:r>
+      <w:r>
+        <w:t xml:space="preserve">, sino también para la </w:t>
+      </w:r>
+      <w:r>
+        <w:rPr>
+          <w:b/>
+        </w:rPr>
+        <w:t>refinación</w:t>
+      </w:r>
+      <w:r>
+        <w:t xml:space="preserve"> y la </w:t>
+      </w:r>
+      <w:r>
+        <w:rPr>
+          <w:b/>
+        </w:rPr>
+        <w:t>semimanufactura</w:t>
+      </w:r>
+      <w:r>
+        <w:t xml:space="preserve"> de cada mineral (clases SCIAN 331 aguas abajo). Si el arrastre hacia adelante fuera prueba de cadena desarrollada, debería sostenerse o crecer al descender por la cadena; lo que se observa es lo contrario: </w:t>
+      </w:r>
+      <w:r>
+        <w:rPr>
+          <w:b/>
+        </w:rPr>
+        <w:t>el arrastre se debilita o se corta</w:t>
+      </w:r>
+      <w:r>
+        <w:t xml:space="preserve"> en cada paso (Cuadro V.4bis; corte 2018).</w:t>
+      </w:r>
+    </w:p>
+    <w:tbl>
+      <w:tblPr>
+        <w:tblStyle w:val="Tablaconcuadrcula"/>
+        <w:tblW w:w="0" w:type="auto"/>
+        <w:jc w:val="center"/>
+        <w:tblLayout w:type="fixed"/>
+        <w:tblLook w:val="04A0" w:firstRow="1" w:lastRow="0" w:firstColumn="1" w:lastColumn="0" w:noHBand="0" w:noVBand="1"/>
+      </w:tblPr>
+      <w:tblGrid>
+        <w:gridCol w:w="1560"/>
+        <w:gridCol w:w="1140"/>
+        <w:gridCol w:w="1140"/>
+        <w:gridCol w:w="1140"/>
+        <w:gridCol w:w="2660"/>
+      </w:tblGrid>
+      <w:tr>
+        <w:trPr>
+          <w:jc w:val="center"/>
+        </w:trPr>
+        <w:tc>
+          <w:tcPr>
+            <w:tcW w:w="1560" w:type="dxa"/>
+            <w:shd w:val="clear" w:color="auto" w:fill="E8E8E8"/>
+          </w:tcPr>
+          <w:p>
+            <w:r>
+              <w:rPr>
+                <w:b/>
+                <w:sz w:val="20"/>
+              </w:rPr>
+              <w:t>Mineral</w:t>
+            </w:r>
+          </w:p>
+        </w:tc>
+        <w:tc>
+          <w:tcPr>
+            <w:tcW w:w="1140" w:type="dxa"/>
+            <w:shd w:val="clear" w:color="auto" w:fill="E8E8E8"/>
+          </w:tcPr>
+          <w:p>
+            <w:pPr>
+              <w:jc w:val="center"/>
+            </w:pPr>
+            <w:r>
+              <w:rPr>
+                <w:b/>
+                <w:sz w:val="20"/>
+              </w:rPr>
+              <w:t>L1 extrac.</w:t>
+            </w:r>
+          </w:p>
+        </w:tc>
+        <w:tc>
+          <w:tcPr>
+            <w:tcW w:w="1140" w:type="dxa"/>
+            <w:shd w:val="clear" w:color="auto" w:fill="E8E8E8"/>
+          </w:tcPr>
+          <w:p>
+            <w:pPr>
+              <w:jc w:val="center"/>
+            </w:pPr>
+            <w:r>
+              <w:rPr>
+                <w:b/>
+                <w:sz w:val="20"/>
+              </w:rPr>
+              <w:t>L2 refin.</w:t>
+            </w:r>
+          </w:p>
+        </w:tc>
+        <w:tc>
+          <w:tcPr>
+            <w:tcW w:w="1140" w:type="dxa"/>
+            <w:shd w:val="clear" w:color="auto" w:fill="E8E8E8"/>
+          </w:tcPr>
+          <w:p>
+            <w:pPr>
+              <w:jc w:val="center"/>
+            </w:pPr>
+            <w:r>
+              <w:rPr>
+                <w:b/>
+                <w:sz w:val="20"/>
+              </w:rPr>
+              <w:t>L3 semis</w:t>
+            </w:r>
+          </w:p>
+        </w:tc>
+        <w:tc>
+          <w:tcPr>
+            <w:tcW w:w="2660" w:type="dxa"/>
+            <w:shd w:val="clear" w:color="auto" w:fill="E8E8E8"/>
+          </w:tcPr>
+          <w:p>
+            <w:pPr>
+              <w:jc w:val="center"/>
+            </w:pPr>
+            <w:r>
+              <w:rPr>
+                <w:b/>
+                <w:sz w:val="20"/>
+              </w:rPr>
+              <w:t>Clases L2 / L3 (atribuibilidad)</w:t>
+            </w:r>
+          </w:p>
+        </w:tc>
+      </w:tr>
+      <w:tr>
+        <w:trPr>
+          <w:jc w:val="center"/>
+        </w:trPr>
+        <w:tc>
+          <w:tcPr>
+            <w:tcW w:w="1560" w:type="dxa"/>
+          </w:tcPr>
+          <w:p>
+            <w:r>
+              <w:rPr>
+                <w:sz w:val="20"/>
+              </w:rPr>
+              <w:t>Cobre</w:t>
+            </w:r>
+          </w:p>
+        </w:tc>
+        <w:tc>
+          <w:tcPr>
+            <w:tcW w:w="1140" w:type="dxa"/>
+          </w:tcPr>
+          <w:p>
+            <w:pPr>
+              <w:jc w:val="center"/>
+            </w:pPr>
+            <w:r>
+              <w:rPr>
+                <w:sz w:val="20"/>
+              </w:rPr>
+              <w:t>1.34</w:t>
+            </w:r>
+          </w:p>
+        </w:tc>
+        <w:tc>
+          <w:tcPr>
+            <w:tcW w:w="1140" w:type="dxa"/>
+          </w:tcPr>
+          <w:p>
+            <w:pPr>
+              <w:jc w:val="center"/>
+            </w:pPr>
+            <w:r>
+              <w:rPr>
+                <w:sz w:val="20"/>
+              </w:rPr>
+              <w:t>1.37</w:t>
+            </w:r>
+          </w:p>
+        </w:tc>
+        <w:tc>
+          <w:tcPr>
+            <w:tcW w:w="1140" w:type="dxa"/>
+          </w:tcPr>
+          <w:p>
+            <w:pPr>
+              <w:jc w:val="center"/>
+            </w:pPr>
+            <w:r>
+              <w:rPr>
+                <w:sz w:val="20"/>
+              </w:rPr>
+              <w:t>0.95</w:t>
+            </w:r>
+          </w:p>
+        </w:tc>
+        <w:tc>
+          <w:tcPr>
+            <w:tcW w:w="2660" w:type="dxa"/>
+          </w:tcPr>
+          <w:p>
+            <w:pPr>
+              <w:jc w:val="center"/>
+            </w:pPr>
+            <w:r>
+              <w:rPr>
+                <w:sz w:val="20"/>
+              </w:rPr>
+              <w:t>331411 / 331420 (atribuible)</w:t>
+            </w:r>
+          </w:p>
+        </w:tc>
+      </w:tr>
+      <w:tr>
+        <w:trPr>
+          <w:jc w:val="center"/>
+        </w:trPr>
+        <w:tc>
+          <w:tcPr>
+            <w:tcW w:w="1560" w:type="dxa"/>
+          </w:tcPr>
+          <w:p>
+            <w:r>
+              <w:rPr>
+                <w:sz w:val="20"/>
+              </w:rPr>
+              <w:t>Oro</w:t>
+            </w:r>
+          </w:p>
+        </w:tc>
+        <w:tc>
+          <w:tcPr>
+            <w:tcW w:w="1140" w:type="dxa"/>
+          </w:tcPr>
+          <w:p>
+            <w:pPr>
+              <w:jc w:val="center"/>
+            </w:pPr>
+            <w:r>
+              <w:rPr>
+                <w:sz w:val="20"/>
+              </w:rPr>
+              <w:t>1.22</w:t>
+            </w:r>
+          </w:p>
+        </w:tc>
+        <w:tc>
+          <w:tcPr>
+            <w:tcW w:w="1140" w:type="dxa"/>
+          </w:tcPr>
+          <w:p>
+            <w:pPr>
+              <w:jc w:val="center"/>
+            </w:pPr>
+            <w:r>
+              <w:rPr>
+                <w:sz w:val="20"/>
+              </w:rPr>
+              <w:t>0.62</w:t>
+            </w:r>
+          </w:p>
+        </w:tc>
+        <w:tc>
+          <w:tcPr>
+            <w:tcW w:w="1140" w:type="dxa"/>
+          </w:tcPr>
+          <w:p>
+            <w:pPr>
+              <w:jc w:val="center"/>
+            </w:pPr>
+            <w:r>
+              <w:rPr>
+                <w:sz w:val="20"/>
+              </w:rPr>
+              <w:t>1.02</w:t>
+            </w:r>
+          </w:p>
+        </w:tc>
+        <w:tc>
+          <w:tcPr>
+            <w:tcW w:w="2660" w:type="dxa"/>
+          </w:tcPr>
+          <w:p>
+            <w:pPr>
+              <w:jc w:val="center"/>
+            </w:pPr>
+            <w:r>
+              <w:rPr>
+                <w:sz w:val="20"/>
+              </w:rPr>
+              <w:t>331412 / 331490 (compartida Au+Ag)</w:t>
+            </w:r>
+          </w:p>
+        </w:tc>
+      </w:tr>
+      <w:tr>
+        <w:trPr>
+          <w:jc w:val="center"/>
+        </w:trPr>
+        <w:tc>
+          <w:tcPr>
+            <w:tcW w:w="1560" w:type="dxa"/>
+          </w:tcPr>
+          <w:p>
+            <w:r>
+              <w:rPr>
+                <w:sz w:val="20"/>
+              </w:rPr>
+              <w:t>Plata</w:t>
+            </w:r>
+          </w:p>
+        </w:tc>
+        <w:tc>
+          <w:tcPr>
+            <w:tcW w:w="1140" w:type="dxa"/>
+          </w:tcPr>
+          <w:p>
+            <w:pPr>
+              <w:jc w:val="center"/>
+            </w:pPr>
+            <w:r>
+              <w:rPr>
+                <w:sz w:val="20"/>
+              </w:rPr>
+              <w:t>1.18</w:t>
+            </w:r>
+          </w:p>
+        </w:tc>
+        <w:tc>
+          <w:tcPr>
+            <w:tcW w:w="1140" w:type="dxa"/>
+          </w:tcPr>
+          <w:p>
+            <w:pPr>
+              <w:jc w:val="center"/>
+            </w:pPr>
+            <w:r>
+              <w:rPr>
+                <w:sz w:val="20"/>
+              </w:rPr>
+              <w:t>0.62</w:t>
+            </w:r>
+          </w:p>
+        </w:tc>
+        <w:tc>
+          <w:tcPr>
+            <w:tcW w:w="1140" w:type="dxa"/>
+          </w:tcPr>
+          <w:p>
+            <w:pPr>
+              <w:jc w:val="center"/>
+            </w:pPr>
+            <w:r>
+              <w:rPr>
+                <w:sz w:val="20"/>
+              </w:rPr>
+              <w:t>1.02</w:t>
+            </w:r>
+          </w:p>
+        </w:tc>
+        <w:tc>
+          <w:tcPr>
+            <w:tcW w:w="2660" w:type="dxa"/>
+          </w:tcPr>
+          <w:p>
+            <w:pPr>
+              <w:jc w:val="center"/>
+            </w:pPr>
+            <w:r>
+              <w:rPr>
+                <w:sz w:val="20"/>
+              </w:rPr>
+              <w:t>331412 / 331490 (compartida)</w:t>
+            </w:r>
+          </w:p>
+        </w:tc>
+      </w:tr>
+      <w:tr>
+        <w:trPr>
+          <w:jc w:val="center"/>
+        </w:trPr>
+        <w:tc>
+          <w:tcPr>
+            <w:tcW w:w="1560" w:type="dxa"/>
+          </w:tcPr>
+          <w:p>
+            <w:r>
+              <w:rPr>
+                <w:sz w:val="20"/>
+              </w:rPr>
+              <w:t>Plomo-zinc</w:t>
+            </w:r>
+          </w:p>
+        </w:tc>
+        <w:tc>
+          <w:tcPr>
+            <w:tcW w:w="1140" w:type="dxa"/>
+          </w:tcPr>
+          <w:p>
+            <w:pPr>
+              <w:jc w:val="center"/>
+            </w:pPr>
+            <w:r>
+              <w:rPr>
+                <w:sz w:val="20"/>
+              </w:rPr>
+              <w:t>0.71</w:t>
+            </w:r>
+          </w:p>
+        </w:tc>
+        <w:tc>
+          <w:tcPr>
+            <w:tcW w:w="1140" w:type="dxa"/>
+          </w:tcPr>
+          <w:p>
+            <w:pPr>
+              <w:jc w:val="center"/>
+            </w:pPr>
+            <w:r>
+              <w:rPr>
+                <w:sz w:val="20"/>
+              </w:rPr>
+              <w:t>0.63</w:t>
+            </w:r>
+          </w:p>
+        </w:tc>
+        <w:tc>
+          <w:tcPr>
+            <w:tcW w:w="1140" w:type="dxa"/>
+          </w:tcPr>
+          <w:p>
+            <w:pPr>
+              <w:jc w:val="center"/>
+            </w:pPr>
+            <w:r>
+              <w:rPr>
+                <w:sz w:val="20"/>
+              </w:rPr>
+              <w:t>1.02</w:t>
+            </w:r>
+          </w:p>
+        </w:tc>
+        <w:tc>
+          <w:tcPr>
+            <w:tcW w:w="2660" w:type="dxa"/>
+          </w:tcPr>
+          <w:p>
+            <w:pPr>
+              <w:jc w:val="center"/>
+            </w:pPr>
+            <w:r>
+              <w:rPr>
+                <w:sz w:val="20"/>
+              </w:rPr>
+              <w:t>331419 / 331490 (compartida)</w:t>
+            </w:r>
+          </w:p>
+        </w:tc>
+      </w:tr>
+      <w:tr>
+        <w:trPr>
+          <w:jc w:val="center"/>
+        </w:trPr>
+        <w:tc>
+          <w:tcPr>
+            <w:tcW w:w="1560" w:type="dxa"/>
+          </w:tcPr>
+          <w:p>
+            <w:r>
+              <w:rPr>
+                <w:sz w:val="20"/>
+              </w:rPr>
+              <w:t>Manganeso</w:t>
+            </w:r>
+          </w:p>
+        </w:tc>
+        <w:tc>
+          <w:tcPr>
+            <w:tcW w:w="1140" w:type="dxa"/>
+          </w:tcPr>
+          <w:p>
+            <w:pPr>
+              <w:jc w:val="center"/>
+            </w:pPr>
+            <w:r>
+              <w:rPr>
+                <w:sz w:val="20"/>
+              </w:rPr>
+              <w:t>1.54</w:t>
+            </w:r>
+          </w:p>
+        </w:tc>
+        <w:tc>
+          <w:tcPr>
+            <w:tcW w:w="1140" w:type="dxa"/>
+          </w:tcPr>
+          <w:p>
+            <w:pPr>
+              <w:jc w:val="center"/>
+            </w:pPr>
+            <w:r>
+              <w:rPr>
+                <w:sz w:val="20"/>
+              </w:rPr>
+              <w:t>1.34</w:t>
+            </w:r>
+          </w:p>
+        </w:tc>
+        <w:tc>
+          <w:tcPr>
+            <w:tcW w:w="1140" w:type="dxa"/>
+          </w:tcPr>
+          <w:p>
+            <w:pPr>
+              <w:jc w:val="center"/>
+            </w:pPr>
+            <w:r>
+              <w:rPr>
+                <w:sz w:val="20"/>
+              </w:rPr>
+              <w:t>—</w:t>
+            </w:r>
+          </w:p>
+        </w:tc>
+        <w:tc>
+          <w:tcPr>
+            <w:tcW w:w="2660" w:type="dxa"/>
+          </w:tcPr>
+          <w:p>
+            <w:pPr>
+              <w:jc w:val="center"/>
+            </w:pPr>
+            <w:r>
+              <w:rPr>
+                <w:sz w:val="20"/>
+              </w:rPr>
+              <w:t>331112 ferroaleaciones (comp. con acero)</w:t>
+            </w:r>
+          </w:p>
+        </w:tc>
+      </w:tr>
+      <w:tr>
+        <w:trPr>
+          <w:jc w:val="center"/>
+        </w:trPr>
+        <w:tc>
+          <w:tcPr>
+            <w:tcW w:w="1560" w:type="dxa"/>
+          </w:tcPr>
+          <w:p>
+            <w:r>
+              <w:rPr>
+                <w:sz w:val="20"/>
+              </w:rPr>
+              <w:t>Fluorita</w:t>
+            </w:r>
+          </w:p>
+        </w:tc>
+        <w:tc>
+          <w:tcPr>
+            <w:tcW w:w="1140" w:type="dxa"/>
+          </w:tcPr>
+          <w:p>
+            <w:pPr>
+              <w:jc w:val="center"/>
+            </w:pPr>
+            <w:r>
+              <w:rPr>
+                <w:sz w:val="20"/>
+              </w:rPr>
+              <w:t>1.31</w:t>
+            </w:r>
+          </w:p>
+        </w:tc>
+        <w:tc>
+          <w:tcPr>
+            <w:tcW w:w="1140" w:type="dxa"/>
+          </w:tcPr>
+          <w:p>
+            <w:pPr>
+              <w:jc w:val="center"/>
+            </w:pPr>
+            <w:r>
+              <w:rPr>
+                <w:sz w:val="20"/>
+              </w:rPr>
+              <w:t>1.44*</w:t>
+            </w:r>
+          </w:p>
+        </w:tc>
+        <w:tc>
+          <w:tcPr>
+            <w:tcW w:w="1140" w:type="dxa"/>
+          </w:tcPr>
+          <w:p>
+            <w:pPr>
+              <w:jc w:val="center"/>
+            </w:pPr>
+            <w:r>
+              <w:rPr>
+                <w:sz w:val="20"/>
+              </w:rPr>
+              <w:t>1.31</w:t>
+            </w:r>
+          </w:p>
+        </w:tc>
+        <w:tc>
+          <w:tcPr>
+            <w:tcW w:w="2660" w:type="dxa"/>
+          </w:tcPr>
+          <w:p>
+            <w:pPr>
+              <w:jc w:val="center"/>
+            </w:pPr>
+            <w:r>
+              <w:rPr>
+                <w:sz w:val="20"/>
+              </w:rPr>
+              <w:t>325180 / 325211 (agregado)</w:t>
+            </w:r>
+          </w:p>
+        </w:tc>
+      </w:tr>
+      <w:tr>
+        <w:trPr>
+          <w:jc w:val="center"/>
+        </w:trPr>
+        <w:tc>
+          <w:tcPr>
+            <w:tcW w:w="1560" w:type="dxa"/>
+          </w:tcPr>
+          <w:p>
+            <w:r>
+              <w:rPr>
+                <w:sz w:val="20"/>
+              </w:rPr>
+              <w:t>Grafito</w:t>
+            </w:r>
+          </w:p>
+        </w:tc>
+        <w:tc>
+          <w:tcPr>
+            <w:tcW w:w="1140" w:type="dxa"/>
+          </w:tcPr>
+          <w:p>
+            <w:pPr>
+              <w:jc w:val="center"/>
+            </w:pPr>
+            <w:r>
+              <w:rPr>
+                <w:sz w:val="20"/>
+              </w:rPr>
+              <w:t>1.71</w:t>
+            </w:r>
+          </w:p>
+        </w:tc>
+        <w:tc>
+          <w:tcPr>
+            <w:tcW w:w="1140" w:type="dxa"/>
+          </w:tcPr>
+          <w:p>
+            <w:pPr>
+              <w:jc w:val="center"/>
+            </w:pPr>
+            <w:r>
+              <w:rPr>
+                <w:sz w:val="20"/>
+              </w:rPr>
+              <w:t>1.44*</w:t>
+            </w:r>
+          </w:p>
+        </w:tc>
+        <w:tc>
+          <w:tcPr>
+            <w:tcW w:w="1140" w:type="dxa"/>
+          </w:tcPr>
+          <w:p>
+            <w:pPr>
+              <w:jc w:val="center"/>
+            </w:pPr>
+            <w:r>
+              <w:rPr>
+                <w:sz w:val="20"/>
+              </w:rPr>
+              <w:t>1.24</w:t>
+            </w:r>
+          </w:p>
+        </w:tc>
+        <w:tc>
+          <w:tcPr>
+            <w:tcW w:w="2660" w:type="dxa"/>
+          </w:tcPr>
+          <w:p>
+            <w:pPr>
+              <w:jc w:val="center"/>
+            </w:pPr>
+            <w:r>
+              <w:rPr>
+                <w:sz w:val="20"/>
+              </w:rPr>
+              <w:t>325180 / 327999 (agregado)</w:t>
+            </w:r>
+          </w:p>
+        </w:tc>
+      </w:tr>
+      <w:tr>
+        <w:trPr>
+          <w:jc w:val="center"/>
+        </w:trPr>
+        <w:tc>
+          <w:tcPr>
+            <w:tcW w:w="1560" w:type="dxa"/>
+          </w:tcPr>
+          <w:p>
+            <w:r>
+              <w:rPr>
+                <w:sz w:val="20"/>
+              </w:rPr>
+              <w:lastRenderedPageBreak/>
+              <w:t>Sílice</w:t>
+            </w:r>
+          </w:p>
+        </w:tc>
+        <w:tc>
+          <w:tcPr>
+            <w:tcW w:w="1140" w:type="dxa"/>
+          </w:tcPr>
+          <w:p>
+            <w:pPr>
+              <w:jc w:val="center"/>
+            </w:pPr>
+            <w:r>
+              <w:rPr>
+                <w:sz w:val="20"/>
+              </w:rPr>
+              <w:t>1.92</w:t>
+            </w:r>
+          </w:p>
+        </w:tc>
+        <w:tc>
+          <w:tcPr>
+            <w:tcW w:w="1140" w:type="dxa"/>
+          </w:tcPr>
+          <w:p>
+            <w:pPr>
+              <w:jc w:val="center"/>
+            </w:pPr>
+            <w:r>
+              <w:rPr>
+                <w:sz w:val="20"/>
+              </w:rPr>
+              <w:t>1.44*</w:t>
+            </w:r>
+          </w:p>
+        </w:tc>
+        <w:tc>
+          <w:tcPr>
+            <w:tcW w:w="1140" w:type="dxa"/>
+          </w:tcPr>
+          <w:p>
+            <w:pPr>
+              <w:jc w:val="center"/>
+            </w:pPr>
+            <w:r>
+              <w:rPr>
+                <w:sz w:val="20"/>
+              </w:rPr>
+              <w:t>1.34</w:t>
+            </w:r>
+          </w:p>
+        </w:tc>
+        <w:tc>
+          <w:tcPr>
+            <w:tcW w:w="2660" w:type="dxa"/>
+          </w:tcPr>
+          <w:p>
+            <w:pPr>
+              <w:jc w:val="center"/>
+            </w:pPr>
+            <w:r>
+              <w:rPr>
+                <w:sz w:val="20"/>
+              </w:rPr>
+              <w:t>325180 / 327211 (agregado)</w:t>
+            </w:r>
+          </w:p>
+        </w:tc>
+      </w:tr>
+      <w:tr>
+        <w:trPr>
+          <w:jc w:val="center"/>
+        </w:trPr>
+        <w:tc>
+          <w:tcPr>
+            <w:tcW w:w="1560" w:type="dxa"/>
+          </w:tcPr>
+          <w:p>
+            <w:r>
+              <w:rPr>
+                <w:sz w:val="20"/>
+              </w:rPr>
+              <w:t>Barita</w:t>
+            </w:r>
+          </w:p>
+        </w:tc>
+        <w:tc>
+          <w:tcPr>
+            <w:tcW w:w="1140" w:type="dxa"/>
+          </w:tcPr>
+          <w:p>
+            <w:pPr>
+              <w:jc w:val="center"/>
+            </w:pPr>
+            <w:r>
+              <w:rPr>
+                <w:sz w:val="20"/>
+              </w:rPr>
+              <w:t>0.64</w:t>
+            </w:r>
+          </w:p>
+        </w:tc>
+        <w:tc>
+          <w:tcPr>
+            <w:tcW w:w="1140" w:type="dxa"/>
+          </w:tcPr>
+          <w:p>
+            <w:pPr>
+              <w:jc w:val="center"/>
+            </w:pPr>
+            <w:r>
+              <w:rPr>
+                <w:sz w:val="20"/>
+              </w:rPr>
+              <w:t>1.44*</w:t>
+            </w:r>
+          </w:p>
+        </w:tc>
+        <w:tc>
+          <w:tcPr>
+            <w:tcW w:w="1140" w:type="dxa"/>
+          </w:tcPr>
+          <w:p>
+            <w:pPr>
+              <w:jc w:val="center"/>
+            </w:pPr>
+            <w:r>
+              <w:rPr>
+                <w:sz w:val="20"/>
+              </w:rPr>
+              <w:t>—</w:t>
+            </w:r>
+          </w:p>
+        </w:tc>
+        <w:tc>
+          <w:tcPr>
+            <w:tcW w:w="2660" w:type="dxa"/>
+          </w:tcPr>
+          <w:p>
+            <w:pPr>
+              <w:jc w:val="center"/>
+            </w:pPr>
+            <w:r>
+              <w:rPr>
+                <w:sz w:val="20"/>
+              </w:rPr>
+              <w:t>325180 (agregado)</w:t>
+            </w:r>
+          </w:p>
+        </w:tc>
+      </w:tr>
+    </w:tbl>
+    <w:p>
+      <w:pPr>
+        <w:spacing w:before="60"/>
+      </w:pPr>
+      <w:r>
+        <w:rPr>
+          <w:i/>
+          <w:sz w:val="18"/>
+        </w:rPr>
+        <w:t>Cuadro V.4bis. Índice de Ghosh hacia adelante (Rasmussen, media=1) por eslabón, corte 2018. * clase agregada de químicos, no atribuible al mineral. Cortes 2008 y 2013 en processed/mip_encadenamientos_eslabones.csv (script mip_eslabones.py).</w:t>
+      </w:r>
+    </w:p>
+    <w:p>
+      <w:pPr>
+        <w:spacing w:after="120"/>
+        <w:jc w:val="both"/>
+      </w:pPr>
+      <w:r>
+        <w:t xml:space="preserve">El caso del </w:t>
+      </w:r>
+      <w:r>
+        <w:rPr>
+          <w:b/>
+        </w:rPr>
+        <w:t>cobre</w:t>
+      </w:r>
+      <w:r>
+        <w:t xml:space="preserve"> es ilustrativo: la refinación (1.37) supera incluso a la extracción, porque la fundición sí alimenta industria doméstica; pero la </w:t>
+      </w:r>
+      <w:r>
+        <w:rPr>
+          <w:b/>
+        </w:rPr>
+        <w:t>semimanufactura cae a 0.95</w:t>
+      </w:r>
+      <w:r>
+        <w:t xml:space="preserve">, justo donde se agregaría más valor. En los </w:t>
+      </w:r>
+      <w:r>
+        <w:rPr>
+          <w:b/>
+        </w:rPr>
+        <w:t>metales preciosos</w:t>
+      </w:r>
+      <w:r>
+        <w:t xml:space="preserve"> el corte es más agudo: la refinación (331412) tiene un Ghosh de </w:t>
+      </w:r>
+      <w:r>
+        <w:rPr>
+          <w:b/>
+        </w:rPr>
+        <w:t>0.62</w:t>
+      </w:r>
+      <w:r>
+        <w:t xml:space="preserve">, de los más bajos de la economía, porque el metal refinado no alimenta industria nacional sino que se exporta como lingote —el enclave estructural aparece en el propio índice, sin necesidad de otro indicador—. Sólo el </w:t>
+      </w:r>
+      <w:r>
+        <w:rPr>
+          <w:i/>
+        </w:rPr>
+        <w:t>manganeso</w:t>
+      </w:r>
+      <w:r>
+        <w:t xml:space="preserve"> sostiene el arrastre hasta la ferroaleación (1.34), coherente con su cadena local (Autlán). En los no metálicos, el eslabón aguas abajo cae en una clase agregada de químicos (325180), no separable por mineral. El mismo ejercicio a nivel </w:t>
+      </w:r>
+      <w:r>
+        <w:rPr>
+          <w:b/>
+        </w:rPr>
+        <w:t>estatal e internacional</w:t>
+      </w:r>
+      <w:r>
+        <w:t xml:space="preserve"> se recoge en el Cap. VII y en la memoria de encadenamientos por eslabón.</w:t>
+      </w:r>
+    </w:p>
+    <w:p>
+      <w:pPr>
+        <w:spacing w:before="240" w:after="120"/>
+      </w:pPr>
+      <w:r>
+        <w:rPr>
+          <w:b/>
+          <w:color w:val="1A1A1A"/>
+          <w:sz w:val="26"/>
+        </w:rPr>
         <w:t>V.11  El coeficiente de captura de valor (CCV): una serie continua del encadenamiento hacia adelante</w:t>
       </w:r>
     </w:p>
@@ -21975,14 +22956,7 @@
         <w:rPr>
           <w:b/>
         </w:rPr>
-        <w:t xml:space="preserve">datos </w:t>
-      </w:r>
-      <w:r>
-        <w:rPr>
-          <w:b/>
-        </w:rPr>
-        <w:lastRenderedPageBreak/>
-        <w:t>espejo</w:t>
+        <w:t>datos espejo</w:t>
       </w:r>
       <w:r>
         <w:t xml:space="preserve"> (lo que los socios reportan importar desde México, que sí traen peso), marcados como tales; el resto se declara y no se imputa.</w:t>
@@ -22137,7 +23111,14 @@
               <w:rPr>
                 <w:sz w:val="20"/>
               </w:rPr>
-              <w:t>Estable ~0.20–0.30 en tres décadas: el concentrado capta ~22 % del cobre refinado en frontera. Descriptor de enclave.</w:t>
+              <w:t xml:space="preserve">Estable ~0.20–0.30 en tres décadas: el concentrado capta </w:t>
+            </w:r>
+            <w:r>
+              <w:rPr>
+                <w:sz w:val="20"/>
+              </w:rPr>
+              <w:lastRenderedPageBreak/>
+              <w:t>~22 % del cobre refinado en frontera. Descriptor de enclave.</w:t>
             </w:r>
           </w:p>
         </w:tc>
@@ -22155,6 +23136,7 @@
               <w:rPr>
                 <w:sz w:val="20"/>
               </w:rPr>
+              <w:lastRenderedPageBreak/>
               <w:t>Zinc</w:t>
             </w:r>
           </w:p>
@@ -22743,11 +23725,7 @@
         <w:t>complementa</w:t>
       </w:r>
       <w:r>
-        <w:t xml:space="preserve"> al </w:t>
-      </w:r>
-      <w:r>
-        <w:lastRenderedPageBreak/>
-        <w:t>Ghosh sin sustituirlo: aporta la dimensión temporal continua que los dos cortes de la MIP no dan.</w:t>
+        <w:t xml:space="preserve"> al Ghosh sin sustituirlo: aporta la dimensión temporal continua que los dos cortes de la MIP no dan.</w:t>
       </w:r>
     </w:p>
     <w:p>
@@ -22770,6 +23748,7 @@
         <w:jc w:val="both"/>
       </w:pPr>
       <w:r>
+        <w:lastRenderedPageBreak/>
         <w:t xml:space="preserve">A los dos cortes comparables (2013 y 2018) se añade un tercer punto, la MIP de </w:t>
       </w:r>
       <w:r>
@@ -22926,7 +23905,6 @@
         <w:rPr>
           <w:sz w:val="20"/>
         </w:rPr>
-        <w:lastRenderedPageBreak/>
         <w:t>Leontief, W. (1941). The Structure of American Economy, 1919–1929. Harvard University Press.</w:t>
       </w:r>
     </w:p>
@@ -22963,6 +23941,7 @@
           <w:i/>
           <w:sz w:val="18"/>
         </w:rPr>
+        <w:lastRenderedPageBreak/>
         <w:t>Cálculo propio a partir de la MIP del INEGI. Bases construidas: mip_encadenamientos_minerales.csv y mip_demanda_intermedia_minerales.csv (10 Datos/processed); rutina mip_calc.py (10 Datos/scripts).</w:t>
       </w:r>
     </w:p>
@@ -28814,7 +29793,7 @@
           <w:noProof/>
         </w:rPr>
         <w:drawing>
-          <wp:inline distT="0" distB="0" distL="0" distR="0" wp14:anchorId="11C65F4E" wp14:editId="0242DF53">
+          <wp:inline distT="0" distB="0" distL="0" distR="0" wp14:anchorId="2EE696CD" wp14:editId="5F3404C5">
             <wp:extent cx="5760720" cy="2481541"/>
             <wp:effectExtent l="0" t="0" r="0" b="0"/>
             <wp:docPr id="1" name="Picture 1"/>
@@ -32560,6 +33539,649 @@
     </w:p>
     <w:p>
       <w:pPr>
+        <w:spacing w:before="200" w:after="80"/>
+      </w:pPr>
+      <w:r>
+        <w:rPr>
+          <w:b/>
+          <w:color w:val="333333"/>
+        </w:rPr>
+        <w:t>VII.5.3  El encadenamiento por eslabón: dónde se sostiene el arrastre</w:t>
+      </w:r>
+    </w:p>
+    <w:p>
+      <w:pPr>
+        <w:spacing w:after="120"/>
+        <w:ind w:firstLine="420"/>
+        <w:jc w:val="both"/>
+      </w:pPr>
+      <w:r>
+        <w:t xml:space="preserve">La comparación del encadenamiento hacia adelante gana precisión al calcularlo no solo para el eslabón </w:t>
+      </w:r>
+      <w:r>
+        <w:rPr>
+          <w:b/>
+        </w:rPr>
+        <w:t>extractivo</w:t>
+      </w:r>
+      <w:r>
+        <w:t xml:space="preserve">, sino también para la </w:t>
+      </w:r>
+      <w:r>
+        <w:rPr>
+          <w:b/>
+        </w:rPr>
+        <w:t>refinación</w:t>
+      </w:r>
+      <w:r>
+        <w:t xml:space="preserve"> (industrias metálicas básicas, C24) y la </w:t>
+      </w:r>
+      <w:r>
+        <w:rPr>
+          <w:b/>
+        </w:rPr>
+        <w:t>semimanufactura</w:t>
+      </w:r>
+      <w:r>
+        <w:t xml:space="preserve"> (productos metálicos, C25) de cada país (OECD ICIO, corte 2018). Revela </w:t>
+      </w:r>
+      <w:r>
+        <w:rPr>
+          <w:b/>
+        </w:rPr>
+        <w:t>hasta qué eslabón cada país sostiene el arrastre</w:t>
+      </w:r>
+      <w:r>
+        <w:t>.</w:t>
+      </w:r>
+    </w:p>
+    <w:tbl>
+      <w:tblPr>
+        <w:tblStyle w:val="Tablaconcuadrcula"/>
+        <w:tblW w:w="0" w:type="auto"/>
+        <w:jc w:val="center"/>
+        <w:tblLayout w:type="fixed"/>
+        <w:tblLook w:val="04A0" w:firstRow="1" w:lastRow="0" w:firstColumn="1" w:lastColumn="0" w:noHBand="0" w:noVBand="1"/>
+      </w:tblPr>
+      <w:tblGrid>
+        <w:gridCol w:w="2000"/>
+        <w:gridCol w:w="1880"/>
+        <w:gridCol w:w="1880"/>
+        <w:gridCol w:w="1880"/>
+      </w:tblGrid>
+      <w:tr>
+        <w:trPr>
+          <w:jc w:val="center"/>
+        </w:trPr>
+        <w:tc>
+          <w:tcPr>
+            <w:tcW w:w="2000" w:type="dxa"/>
+            <w:shd w:val="clear" w:color="auto" w:fill="E8E8E8"/>
+          </w:tcPr>
+          <w:p>
+            <w:r>
+              <w:rPr>
+                <w:b/>
+                <w:sz w:val="18"/>
+              </w:rPr>
+              <w:t>País</w:t>
+            </w:r>
+          </w:p>
+        </w:tc>
+        <w:tc>
+          <w:tcPr>
+            <w:tcW w:w="1880" w:type="dxa"/>
+            <w:shd w:val="clear" w:color="auto" w:fill="E8E8E8"/>
+          </w:tcPr>
+          <w:p>
+            <w:r>
+              <w:rPr>
+                <w:b/>
+                <w:sz w:val="18"/>
+              </w:rPr>
+              <w:t>L1 extracción</w:t>
+            </w:r>
+          </w:p>
+        </w:tc>
+        <w:tc>
+          <w:tcPr>
+            <w:tcW w:w="1880" w:type="dxa"/>
+            <w:shd w:val="clear" w:color="auto" w:fill="E8E8E8"/>
+          </w:tcPr>
+          <w:p>
+            <w:r>
+              <w:rPr>
+                <w:b/>
+                <w:sz w:val="18"/>
+              </w:rPr>
+              <w:t>L2 refinación</w:t>
+            </w:r>
+          </w:p>
+        </w:tc>
+        <w:tc>
+          <w:tcPr>
+            <w:tcW w:w="1880" w:type="dxa"/>
+            <w:shd w:val="clear" w:color="auto" w:fill="E8E8E8"/>
+          </w:tcPr>
+          <w:p>
+            <w:r>
+              <w:rPr>
+                <w:b/>
+                <w:sz w:val="18"/>
+              </w:rPr>
+              <w:t>L3 semimanufactura</w:t>
+            </w:r>
+          </w:p>
+        </w:tc>
+      </w:tr>
+      <w:tr>
+        <w:trPr>
+          <w:jc w:val="center"/>
+        </w:trPr>
+        <w:tc>
+          <w:tcPr>
+            <w:tcW w:w="2000" w:type="dxa"/>
+          </w:tcPr>
+          <w:p>
+            <w:r>
+              <w:rPr>
+                <w:sz w:val="18"/>
+              </w:rPr>
+              <w:t>China</w:t>
+            </w:r>
+          </w:p>
+        </w:tc>
+        <w:tc>
+          <w:tcPr>
+            <w:tcW w:w="1880" w:type="dxa"/>
+          </w:tcPr>
+          <w:p>
+            <w:r>
+              <w:rPr>
+                <w:sz w:val="18"/>
+              </w:rPr>
+              <w:t>1.53</w:t>
+            </w:r>
+          </w:p>
+        </w:tc>
+        <w:tc>
+          <w:tcPr>
+            <w:tcW w:w="1880" w:type="dxa"/>
+          </w:tcPr>
+          <w:p>
+            <w:r>
+              <w:rPr>
+                <w:sz w:val="18"/>
+              </w:rPr>
+              <w:t>1.30</w:t>
+            </w:r>
+          </w:p>
+        </w:tc>
+        <w:tc>
+          <w:tcPr>
+            <w:tcW w:w="1880" w:type="dxa"/>
+          </w:tcPr>
+          <w:p>
+            <w:r>
+              <w:rPr>
+                <w:sz w:val="18"/>
+              </w:rPr>
+              <w:t>1.02</w:t>
+            </w:r>
+          </w:p>
+        </w:tc>
+      </w:tr>
+      <w:tr>
+        <w:trPr>
+          <w:jc w:val="center"/>
+        </w:trPr>
+        <w:tc>
+          <w:tcPr>
+            <w:tcW w:w="2000" w:type="dxa"/>
+          </w:tcPr>
+          <w:p>
+            <w:r>
+              <w:rPr>
+                <w:sz w:val="18"/>
+              </w:rPr>
+              <w:t>México</w:t>
+            </w:r>
+          </w:p>
+        </w:tc>
+        <w:tc>
+          <w:tcPr>
+            <w:tcW w:w="1880" w:type="dxa"/>
+          </w:tcPr>
+          <w:p>
+            <w:r>
+              <w:rPr>
+                <w:sz w:val="18"/>
+              </w:rPr>
+              <w:t>1.51</w:t>
+            </w:r>
+          </w:p>
+        </w:tc>
+        <w:tc>
+          <w:tcPr>
+            <w:tcW w:w="1880" w:type="dxa"/>
+          </w:tcPr>
+          <w:p>
+            <w:r>
+              <w:rPr>
+                <w:sz w:val="18"/>
+              </w:rPr>
+              <w:t>1.17</w:t>
+            </w:r>
+          </w:p>
+        </w:tc>
+        <w:tc>
+          <w:tcPr>
+            <w:tcW w:w="1880" w:type="dxa"/>
+          </w:tcPr>
+          <w:p>
+            <w:r>
+              <w:rPr>
+                <w:sz w:val="18"/>
+              </w:rPr>
+              <w:t>1.12</w:t>
+            </w:r>
+          </w:p>
+        </w:tc>
+      </w:tr>
+      <w:tr>
+        <w:trPr>
+          <w:jc w:val="center"/>
+        </w:trPr>
+        <w:tc>
+          <w:tcPr>
+            <w:tcW w:w="2000" w:type="dxa"/>
+          </w:tcPr>
+          <w:p>
+            <w:r>
+              <w:rPr>
+                <w:sz w:val="18"/>
+              </w:rPr>
+              <w:t>Finlandia</w:t>
+            </w:r>
+          </w:p>
+        </w:tc>
+        <w:tc>
+          <w:tcPr>
+            <w:tcW w:w="1880" w:type="dxa"/>
+          </w:tcPr>
+          <w:p>
+            <w:r>
+              <w:rPr>
+                <w:sz w:val="18"/>
+              </w:rPr>
+              <w:t>1.31</w:t>
+            </w:r>
+          </w:p>
+        </w:tc>
+        <w:tc>
+          <w:tcPr>
+            <w:tcW w:w="1880" w:type="dxa"/>
+          </w:tcPr>
+          <w:p>
+            <w:r>
+              <w:rPr>
+                <w:sz w:val="18"/>
+              </w:rPr>
+              <w:t>1.06</w:t>
+            </w:r>
+          </w:p>
+        </w:tc>
+        <w:tc>
+          <w:tcPr>
+            <w:tcW w:w="1880" w:type="dxa"/>
+          </w:tcPr>
+          <w:p>
+            <w:r>
+              <w:rPr>
+                <w:sz w:val="18"/>
+              </w:rPr>
+              <w:t>1.14</w:t>
+            </w:r>
+          </w:p>
+        </w:tc>
+      </w:tr>
+      <w:tr>
+        <w:trPr>
+          <w:jc w:val="center"/>
+        </w:trPr>
+        <w:tc>
+          <w:tcPr>
+            <w:tcW w:w="2000" w:type="dxa"/>
+          </w:tcPr>
+          <w:p>
+            <w:r>
+              <w:rPr>
+                <w:sz w:val="18"/>
+              </w:rPr>
+              <w:t>Suecia</w:t>
+            </w:r>
+          </w:p>
+        </w:tc>
+        <w:tc>
+          <w:tcPr>
+            <w:tcW w:w="1880" w:type="dxa"/>
+          </w:tcPr>
+          <w:p>
+            <w:r>
+              <w:rPr>
+                <w:sz w:val="18"/>
+              </w:rPr>
+              <w:t>1.27</w:t>
+            </w:r>
+          </w:p>
+        </w:tc>
+        <w:tc>
+          <w:tcPr>
+            <w:tcW w:w="1880" w:type="dxa"/>
+          </w:tcPr>
+          <w:p>
+            <w:r>
+              <w:rPr>
+                <w:sz w:val="18"/>
+              </w:rPr>
+              <w:t>1.08</w:t>
+            </w:r>
+          </w:p>
+        </w:tc>
+        <w:tc>
+          <w:tcPr>
+            <w:tcW w:w="1880" w:type="dxa"/>
+          </w:tcPr>
+          <w:p>
+            <w:r>
+              <w:rPr>
+                <w:sz w:val="18"/>
+              </w:rPr>
+              <w:t>1.06</w:t>
+            </w:r>
+          </w:p>
+        </w:tc>
+      </w:tr>
+      <w:tr>
+        <w:trPr>
+          <w:jc w:val="center"/>
+        </w:trPr>
+        <w:tc>
+          <w:tcPr>
+            <w:tcW w:w="2000" w:type="dxa"/>
+          </w:tcPr>
+          <w:p>
+            <w:r>
+              <w:rPr>
+                <w:sz w:val="18"/>
+              </w:rPr>
+              <w:t>Brasil</w:t>
+            </w:r>
+          </w:p>
+        </w:tc>
+        <w:tc>
+          <w:tcPr>
+            <w:tcW w:w="1880" w:type="dxa"/>
+          </w:tcPr>
+          <w:p>
+            <w:r>
+              <w:rPr>
+                <w:sz w:val="18"/>
+              </w:rPr>
+              <w:t>0.99</w:t>
+            </w:r>
+          </w:p>
+        </w:tc>
+        <w:tc>
+          <w:tcPr>
+            <w:tcW w:w="1880" w:type="dxa"/>
+          </w:tcPr>
+          <w:p>
+            <w:r>
+              <w:rPr>
+                <w:sz w:val="18"/>
+              </w:rPr>
+              <w:t>1.19</w:t>
+            </w:r>
+          </w:p>
+        </w:tc>
+        <w:tc>
+          <w:tcPr>
+            <w:tcW w:w="1880" w:type="dxa"/>
+          </w:tcPr>
+          <w:p>
+            <w:r>
+              <w:rPr>
+                <w:sz w:val="18"/>
+              </w:rPr>
+              <w:t>1.24</w:t>
+            </w:r>
+          </w:p>
+        </w:tc>
+      </w:tr>
+      <w:tr>
+        <w:trPr>
+          <w:jc w:val="center"/>
+        </w:trPr>
+        <w:tc>
+          <w:tcPr>
+            <w:tcW w:w="2000" w:type="dxa"/>
+          </w:tcPr>
+          <w:p>
+            <w:r>
+              <w:rPr>
+                <w:sz w:val="18"/>
+              </w:rPr>
+              <w:lastRenderedPageBreak/>
+              <w:t>Australia</w:t>
+            </w:r>
+          </w:p>
+        </w:tc>
+        <w:tc>
+          <w:tcPr>
+            <w:tcW w:w="1880" w:type="dxa"/>
+          </w:tcPr>
+          <w:p>
+            <w:r>
+              <w:rPr>
+                <w:sz w:val="18"/>
+              </w:rPr>
+              <w:t>0.83</w:t>
+            </w:r>
+          </w:p>
+        </w:tc>
+        <w:tc>
+          <w:tcPr>
+            <w:tcW w:w="1880" w:type="dxa"/>
+          </w:tcPr>
+          <w:p>
+            <w:r>
+              <w:rPr>
+                <w:sz w:val="18"/>
+              </w:rPr>
+              <w:t>0.83</w:t>
+            </w:r>
+          </w:p>
+        </w:tc>
+        <w:tc>
+          <w:tcPr>
+            <w:tcW w:w="1880" w:type="dxa"/>
+          </w:tcPr>
+          <w:p>
+            <w:r>
+              <w:rPr>
+                <w:sz w:val="18"/>
+              </w:rPr>
+              <w:t>1.24</w:t>
+            </w:r>
+          </w:p>
+        </w:tc>
+      </w:tr>
+      <w:tr>
+        <w:trPr>
+          <w:jc w:val="center"/>
+        </w:trPr>
+        <w:tc>
+          <w:tcPr>
+            <w:tcW w:w="2000" w:type="dxa"/>
+          </w:tcPr>
+          <w:p>
+            <w:r>
+              <w:rPr>
+                <w:sz w:val="18"/>
+              </w:rPr>
+              <w:t>Chile</w:t>
+            </w:r>
+          </w:p>
+        </w:tc>
+        <w:tc>
+          <w:tcPr>
+            <w:tcW w:w="1880" w:type="dxa"/>
+          </w:tcPr>
+          <w:p>
+            <w:r>
+              <w:rPr>
+                <w:sz w:val="18"/>
+              </w:rPr>
+              <w:t>0.73</w:t>
+            </w:r>
+          </w:p>
+        </w:tc>
+        <w:tc>
+          <w:tcPr>
+            <w:tcW w:w="1880" w:type="dxa"/>
+          </w:tcPr>
+          <w:p>
+            <w:r>
+              <w:rPr>
+                <w:sz w:val="18"/>
+              </w:rPr>
+              <w:t>1.23</w:t>
+            </w:r>
+          </w:p>
+        </w:tc>
+        <w:tc>
+          <w:tcPr>
+            <w:tcW w:w="1880" w:type="dxa"/>
+          </w:tcPr>
+          <w:p>
+            <w:r>
+              <w:rPr>
+                <w:sz w:val="18"/>
+              </w:rPr>
+              <w:t>1.12</w:t>
+            </w:r>
+          </w:p>
+        </w:tc>
+      </w:tr>
+      <w:tr>
+        <w:trPr>
+          <w:jc w:val="center"/>
+        </w:trPr>
+        <w:tc>
+          <w:tcPr>
+            <w:tcW w:w="2000" w:type="dxa"/>
+          </w:tcPr>
+          <w:p>
+            <w:r>
+              <w:rPr>
+                <w:sz w:val="18"/>
+              </w:rPr>
+              <w:t>Perú</w:t>
+            </w:r>
+          </w:p>
+        </w:tc>
+        <w:tc>
+          <w:tcPr>
+            <w:tcW w:w="1880" w:type="dxa"/>
+          </w:tcPr>
+          <w:p>
+            <w:r>
+              <w:rPr>
+                <w:sz w:val="18"/>
+              </w:rPr>
+              <w:t>0.62</w:t>
+            </w:r>
+          </w:p>
+        </w:tc>
+        <w:tc>
+          <w:tcPr>
+            <w:tcW w:w="1880" w:type="dxa"/>
+          </w:tcPr>
+          <w:p>
+            <w:r>
+              <w:rPr>
+                <w:sz w:val="18"/>
+              </w:rPr>
+              <w:t>0.98</w:t>
+            </w:r>
+          </w:p>
+        </w:tc>
+        <w:tc>
+          <w:tcPr>
+            <w:tcW w:w="1880" w:type="dxa"/>
+          </w:tcPr>
+          <w:p>
+            <w:r>
+              <w:rPr>
+                <w:sz w:val="18"/>
+              </w:rPr>
+              <w:t>1.06</w:t>
+            </w:r>
+          </w:p>
+        </w:tc>
+      </w:tr>
+    </w:tbl>
+    <w:p>
+      <w:pPr>
+        <w:spacing w:before="40"/>
+      </w:pPr>
+      <w:r>
+        <w:rPr>
+          <w:i/>
+          <w:sz w:val="16"/>
+        </w:rPr>
+        <w:t>Cuadro VII.4. Índice de Ghosh hacia adelante (Rasmussen, media país=1) por eslabón de la cadena metálica, 2018. Cortes 2008/2013/2018/2020 en processed/icio_eslabones_metal.csv (script icio_eslabones.py). C24/C25 son toda la industria metálica, no solo los 10 minerales.</w:t>
+      </w:r>
+    </w:p>
+    <w:p>
+      <w:pPr>
+        <w:spacing w:after="120"/>
+        <w:jc w:val="both"/>
+      </w:pPr>
+      <w:r>
+        <w:t xml:space="preserve">El contraste es nítido. </w:t>
+      </w:r>
+      <w:r>
+        <w:rPr>
+          <w:b/>
+        </w:rPr>
+        <w:t>China sostiene el arrastre de la extracción a la refinación (1.53 → 1.30)</w:t>
+      </w:r>
+      <w:r>
+        <w:t xml:space="preserve">: es el procesador integrado. </w:t>
+      </w:r>
+      <w:r>
+        <w:rPr>
+          <w:b/>
+        </w:rPr>
+        <w:t>México cae más (1.51 → 1.17)</w:t>
+      </w:r>
+      <w:r>
+        <w:t xml:space="preserve">: su alto arrastre extractivo no se prolonga con la misma fuerza a la transformación. En el otro extremo, </w:t>
+      </w:r>
+      <w:r>
+        <w:rPr>
+          <w:b/>
+        </w:rPr>
+        <w:t>Chile —con una extracción de arrastre bajísimo (0.73)— tiene la refinación más integrada (1.23)</w:t>
+      </w:r>
+      <w:r>
+        <w:t>: su poca fundición sí alimenta industria, lo que confirma que el índice extractivo aislado engaña en ambos sentidos. Este mismo patrón se observa por mineral en México (Cap. V, V.10.1: la refinación de metales preciosos cae a 0.62) y por entidad —la transformación metálica con más arrastre se concentra en Coahuila y Nuevo León, el eje siderúrgico, no donde más se extrae (base ghosh_estatal_eslabones.csv)—. El detalle obra en la memoria de encadenamientos por eslabón.</w:t>
+      </w:r>
+    </w:p>
+    <w:p>
+      <w:pPr>
         <w:spacing w:before="280" w:after="120"/>
       </w:pPr>
       <w:r>
@@ -32640,15 +34262,7 @@
           <w:i/>
           <w:sz w:val="18"/>
         </w:rPr>
-        <w:t xml:space="preserve">Fuentes: reforma a la Ley Minera (DOF, 2023); reportes corporativos e IPC (Yahoo Finance) para el event study; OECD (2023), Inter-Country Input-Output Database, para los coeficientes internacionales de ocho países (corte 2018) y la descomposición de valor agregado (1995-2020, y cortes 2008/2013/2018 para China, Brasil y Perú); Aroca (2018), Atienza et al. (2018) y Weldegiorgis et al. (2024) para Chile y Australia; Nordic Innovation (2026) y </w:t>
-      </w:r>
-      <w:r>
-        <w:rPr>
-          <w:i/>
-          <w:sz w:val="18"/>
-        </w:rPr>
-        <w:lastRenderedPageBreak/>
-        <w:t>OECD (Mining Regions) para el clúster nórdico. Memoria [[Memoria - Comparacion internacional]] y bases icio_comparacion_mineria.csv e icio_dva_mineria.csv en 10 Datos/processed.</w:t>
+        <w:t>Fuentes: reforma a la Ley Minera (DOF, 2023); reportes corporativos e IPC (Yahoo Finance) para el event study; OECD (2023), Inter-Country Input-Output Database, para los coeficientes internacionales de ocho países (corte 2018) y la descomposición de valor agregado (1995-2020, y cortes 2008/2013/2018 para China, Brasil y Perú); Aroca (2018), Atienza et al. (2018) y Weldegiorgis et al. (2024) para Chile y Australia; Nordic Innovation (2026) y OECD (Mining Regions) para el clúster nórdico. Memoria [[Memoria - Comparacion internacional]] y bases icio_comparacion_mineria.csv e icio_dva_mineria.csv en 10 Datos/processed.</w:t>
       </w:r>
     </w:p>
     <w:p>
@@ -32908,10 +34522,10 @@
         </w:rPr>
         <w:lastRenderedPageBreak/>
         <w:drawing>
-          <wp:inline distT="0" distB="0" distL="0" distR="0" wp14:anchorId="17E0EA0A" wp14:editId="2A7F4299">
+          <wp:inline distT="0" distB="0" distL="0" distR="0" wp14:anchorId="6AF9B691" wp14:editId="08DDB79D">
             <wp:extent cx="5760720" cy="2481541"/>
             <wp:effectExtent l="0" t="0" r="0" b="0"/>
-            <wp:docPr id="289482026" name="Picture 1"/>
+            <wp:docPr id="1960153662" name="Picture 1"/>
             <wp:cNvGraphicFramePr>
               <a:graphicFrameLocks xmlns:a="http://schemas.openxmlformats.org/drawingml/2006/main" noChangeAspect="1"/>
             </wp:cNvGraphicFramePr>
@@ -34358,10 +35972,10 @@
         </w:rPr>
         <w:lastRenderedPageBreak/>
         <w:drawing>
-          <wp:inline distT="0" distB="0" distL="0" distR="0" wp14:anchorId="77B8D34A" wp14:editId="088EA823">
+          <wp:inline distT="0" distB="0" distL="0" distR="0" wp14:anchorId="388A06BA" wp14:editId="2230E22B">
             <wp:extent cx="5760720" cy="2107174"/>
             <wp:effectExtent l="0" t="0" r="0" b="0"/>
-            <wp:docPr id="286565338" name="Picture 1"/>
+            <wp:docPr id="303375231" name="Picture 1"/>
             <wp:cNvGraphicFramePr>
               <a:graphicFrameLocks xmlns:a="http://schemas.openxmlformats.org/drawingml/2006/main" noChangeAspect="1"/>
             </wp:cNvGraphicFramePr>
@@ -38149,7 +39763,7 @@
 
 <file path=word/commentsExtended.xml><?xml version="1.0" encoding="utf-8"?>
 <w15:commentsEx xmlns:wpc="http://schemas.microsoft.com/office/word/2010/wordprocessingCanvas" xmlns:cx="http://schemas.microsoft.com/office/drawing/2014/chartex" xmlns:cx1="http://schemas.microsoft.com/office/drawing/2015/9/8/chartex" xmlns:cx2="http://schemas.microsoft.com/office/drawing/2015/10/21/chartex" xmlns:cx3="http://schemas.microsoft.com/office/drawing/2016/5/9/chartex" xmlns:cx4="http://schemas.microsoft.com/office/drawing/2016/5/10/chartex" xmlns:cx5="http://schemas.microsoft.com/office/drawing/2016/5/11/chartex" xmlns:cx6="http://schemas.microsoft.com/office/drawing/2016/5/12/chartex" xmlns:cx7="http://schemas.microsoft.com/office/drawing/2016/5/13/chartex" xmlns:cx8="http://schemas.microsoft.com/office/drawing/2016/5/14/chartex" xmlns:mc="http://schemas.openxmlformats.org/markup-compatibility/2006" xmlns:aink="http://schemas.microsoft.com/office/drawing/2016/ink" xmlns:am3d="http://schemas.microsoft.com/office/drawing/2017/model3d" xmlns:o="urn:schemas-microsoft-com:office:office" xmlns:oel="http://schemas.microsoft.com/office/2019/extlst" xmlns:r="http://schemas.openxmlformats.org/officeDocument/2006/relationships" xmlns:m="http://schemas.openxmlformats.org/officeDocument/2006/math" xmlns:v="urn:schemas-microsoft-com:vml" xmlns:wp14="http://schemas.microsoft.com/office/word/2010/wordprocessingDrawing" xmlns:wp="http://schemas.openxmlformats.org/drawingml/2006/wordprocessingDrawing" xmlns:w10="urn:schemas-microsoft-com:office:word" xmlns:w="http://schemas.openxmlformats.org/wordprocessingml/2006/main" xmlns:w14="http://schemas.microsoft.com/office/word/2010/wordml" xmlns:w15="http://schemas.microsoft.com/office/word/2012/wordml" xmlns:w16cex="http://schemas.microsoft.com/office/word/2018/wordml/cex" xmlns:w16cid="http://schemas.microsoft.com/office/word/2016/wordml/cid" xmlns:w16="http://schemas.microsoft.com/office/word/2018/wordml" xmlns:w16du="http://schemas.microsoft.com/office/word/2023/wordml/word16du" xmlns:w16sdtdh="http://schemas.microsoft.com/office/word/2020/wordml/sdtdatahash" xmlns:w16sdtfl="http://schemas.microsoft.com/office/word/2024/wordml/sdtformatlock" xmlns:w16se="http://schemas.microsoft.com/office/word/2015/wordml/symex" xmlns:wpg="http://schemas.microsoft.com/office/word/2010/wordprocessingGroup" xmlns:wpi="http://schemas.microsoft.com/office/word/2010/wordprocessingInk" xmlns:wne="http://schemas.microsoft.com/office/word/2006/wordml" xmlns:wps="http://schemas.microsoft.com/office/word/2010/wordprocessingShape" mc:Ignorable="w14 w15 w16se w16cid w16 w16cex w16sdtdh w16sdtfl w16du wp14">
-  <w15:commentEx w15:paraId="63C5A236" w15:done="0"/>
+  <w15:commentEx w15:paraId="50D19BB1" w15:done="0"/>
 </w15:commentsEx>
 </file>
 
@@ -38161,7 +39775,7 @@
 
 <file path=word/commentsIds.xml><?xml version="1.0" encoding="utf-8"?>
 <w16cid:commentsIds xmlns:wpc="http://schemas.microsoft.com/office/word/2010/wordprocessingCanvas" xmlns:cx="http://schemas.microsoft.com/office/drawing/2014/chartex" xmlns:cx1="http://schemas.microsoft.com/office/drawing/2015/9/8/chartex" xmlns:cx2="http://schemas.microsoft.com/office/drawing/2015/10/21/chartex" xmlns:cx3="http://schemas.microsoft.com/office/drawing/2016/5/9/chartex" xmlns:cx4="http://schemas.microsoft.com/office/drawing/2016/5/10/chartex" xmlns:cx5="http://schemas.microsoft.com/office/drawing/2016/5/11/chartex" xmlns:cx6="http://schemas.microsoft.com/office/drawing/2016/5/12/chartex" xmlns:cx7="http://schemas.microsoft.com/office/drawing/2016/5/13/chartex" xmlns:cx8="http://schemas.microsoft.com/office/drawing/2016/5/14/chartex" xmlns:mc="http://schemas.openxmlformats.org/markup-compatibility/2006" xmlns:aink="http://schemas.microsoft.com/office/drawing/2016/ink" xmlns:am3d="http://schemas.microsoft.com/office/drawing/2017/model3d" xmlns:o="urn:schemas-microsoft-com:office:office" xmlns:oel="http://schemas.microsoft.com/office/2019/extlst" xmlns:r="http://schemas.openxmlformats.org/officeDocument/2006/relationships" xmlns:m="http://schemas.openxmlformats.org/officeDocument/2006/math" xmlns:v="urn:schemas-microsoft-com:vml" xmlns:wp14="http://schemas.microsoft.com/office/word/2010/wordprocessingDrawing" xmlns:wp="http://schemas.openxmlformats.org/drawingml/2006/wordprocessingDrawing" xmlns:w10="urn:schemas-microsoft-com:office:word" xmlns:w="http://schemas.openxmlformats.org/wordprocessingml/2006/main" xmlns:w14="http://schemas.microsoft.com/office/word/2010/wordml" xmlns:w15="http://schemas.microsoft.com/office/word/2012/wordml" xmlns:w16cex="http://schemas.microsoft.com/office/word/2018/wordml/cex" xmlns:w16cid="http://schemas.microsoft.com/office/word/2016/wordml/cid" xmlns:w16="http://schemas.microsoft.com/office/word/2018/wordml" xmlns:w16du="http://schemas.microsoft.com/office/word/2023/wordml/word16du" xmlns:w16sdtdh="http://schemas.microsoft.com/office/word/2020/wordml/sdtdatahash" xmlns:w16sdtfl="http://schemas.microsoft.com/office/word/2024/wordml/sdtformatlock" xmlns:w16se="http://schemas.microsoft.com/office/word/2015/wordml/symex" xmlns:wpg="http://schemas.microsoft.com/office/word/2010/wordprocessingGroup" xmlns:wpi="http://schemas.microsoft.com/office/word/2010/wordprocessingInk" xmlns:wne="http://schemas.microsoft.com/office/word/2006/wordml" xmlns:wps="http://schemas.microsoft.com/office/word/2010/wordprocessingShape" mc:Ignorable="w14 w15 w16se w16cid w16 w16cex w16sdtdh w16sdtfl w16du wp14">
-  <w16cid:commentId w16cid:paraId="63C5A236" w16cid:durableId="4B008715"/>
+  <w16cid:commentId w16cid:paraId="50D19BB1" w16cid:durableId="4B008715"/>
 </w16cid:commentsIds>
 </file>
 
@@ -38170,7 +39784,7 @@
   <w:abstractNum w:abstractNumId="0" w15:restartNumberingAfterBreak="0">
     <w:nsid w:val="FFFFFF89"/>
     <w:multiLevelType w:val="singleLevel"/>
-    <w:tmpl w:val="487AED2A"/>
+    <w:tmpl w:val="E00E3ADE"/>
     <w:lvl w:ilvl="0">
       <w:start w:val="1"/>
       <w:numFmt w:val="bullet"/>
@@ -38341,7 +39955,7 @@
       <w:startOverride w:val="1"/>
     </w:lvlOverride>
   </w:num>
-  <w:num w:numId="3" w16cid:durableId="1391658113">
+  <w:num w:numId="3" w16cid:durableId="2065641172">
     <w:abstractNumId w:val="0"/>
   </w:num>
 </w:numbering>
@@ -38763,7 +40377,7 @@
     <w:link w:val="Ttulo1Car"/>
     <w:uiPriority w:val="9"/>
     <w:qFormat/>
-    <w:rsid w:val="005B5994"/>
+    <w:rsid w:val="00842720"/>
     <w:pPr>
       <w:keepNext/>
       <w:keepLines/>
@@ -38785,7 +40399,7 @@
     <w:uiPriority w:val="9"/>
     <w:unhideWhenUsed/>
     <w:qFormat/>
-    <w:rsid w:val="005B5994"/>
+    <w:rsid w:val="00842720"/>
     <w:pPr>
       <w:keepNext/>
       <w:keepLines/>
@@ -38807,7 +40421,7 @@
     <w:uiPriority w:val="9"/>
     <w:unhideWhenUsed/>
     <w:qFormat/>
-    <w:rsid w:val="005B5994"/>
+    <w:rsid w:val="00842720"/>
     <w:pPr>
       <w:keepNext/>
       <w:keepLines/>
@@ -38830,7 +40444,7 @@
     <w:semiHidden/>
     <w:unhideWhenUsed/>
     <w:qFormat/>
-    <w:rsid w:val="005B5994"/>
+    <w:rsid w:val="00842720"/>
     <w:pPr>
       <w:keepNext/>
       <w:keepLines/>
@@ -38853,7 +40467,7 @@
     <w:semiHidden/>
     <w:unhideWhenUsed/>
     <w:qFormat/>
-    <w:rsid w:val="005B5994"/>
+    <w:rsid w:val="00842720"/>
     <w:pPr>
       <w:keepNext/>
       <w:keepLines/>
@@ -38874,7 +40488,7 @@
     <w:semiHidden/>
     <w:unhideWhenUsed/>
     <w:qFormat/>
-    <w:rsid w:val="005B5994"/>
+    <w:rsid w:val="00842720"/>
     <w:pPr>
       <w:keepNext/>
       <w:keepLines/>
@@ -38897,7 +40511,7 @@
     <w:semiHidden/>
     <w:unhideWhenUsed/>
     <w:qFormat/>
-    <w:rsid w:val="005B5994"/>
+    <w:rsid w:val="00842720"/>
     <w:pPr>
       <w:keepNext/>
       <w:keepLines/>
@@ -38918,7 +40532,7 @@
     <w:semiHidden/>
     <w:unhideWhenUsed/>
     <w:qFormat/>
-    <w:rsid w:val="005B5994"/>
+    <w:rsid w:val="00842720"/>
     <w:pPr>
       <w:keepNext/>
       <w:keepLines/>
@@ -38941,7 +40555,7 @@
     <w:semiHidden/>
     <w:unhideWhenUsed/>
     <w:qFormat/>
-    <w:rsid w:val="005B5994"/>
+    <w:rsid w:val="00842720"/>
     <w:pPr>
       <w:keepNext/>
       <w:keepLines/>
@@ -38985,7 +40599,7 @@
     <w:basedOn w:val="Fuentedeprrafopredeter"/>
     <w:link w:val="Ttulo1"/>
     <w:uiPriority w:val="9"/>
-    <w:rsid w:val="005B5994"/>
+    <w:rsid w:val="00842720"/>
     <w:rPr>
       <w:rFonts w:asciiTheme="majorHAnsi" w:eastAsiaTheme="majorEastAsia" w:hAnsiTheme="majorHAnsi" w:cstheme="majorBidi"/>
       <w:color w:val="0F4761" w:themeColor="accent1" w:themeShade="BF"/>
@@ -38999,7 +40613,7 @@
     <w:link w:val="Ttulo2"/>
     <w:uiPriority w:val="9"/>
     <w:semiHidden/>
-    <w:rsid w:val="005B5994"/>
+    <w:rsid w:val="00842720"/>
     <w:rPr>
       <w:rFonts w:asciiTheme="majorHAnsi" w:eastAsiaTheme="majorEastAsia" w:hAnsiTheme="majorHAnsi" w:cstheme="majorBidi"/>
       <w:color w:val="0F4761" w:themeColor="accent1" w:themeShade="BF"/>
@@ -39013,7 +40627,7 @@
     <w:link w:val="Ttulo3"/>
     <w:uiPriority w:val="9"/>
     <w:semiHidden/>
-    <w:rsid w:val="005B5994"/>
+    <w:rsid w:val="00842720"/>
     <w:rPr>
       <w:rFonts w:eastAsiaTheme="majorEastAsia" w:cstheme="majorBidi"/>
       <w:color w:val="0F4761" w:themeColor="accent1" w:themeShade="BF"/>
@@ -39027,7 +40641,7 @@
     <w:link w:val="Ttulo4"/>
     <w:uiPriority w:val="9"/>
     <w:semiHidden/>
-    <w:rsid w:val="005B5994"/>
+    <w:rsid w:val="00842720"/>
     <w:rPr>
       <w:rFonts w:eastAsiaTheme="majorEastAsia" w:cstheme="majorBidi"/>
       <w:i/>
@@ -39041,7 +40655,7 @@
     <w:link w:val="Ttulo5"/>
     <w:uiPriority w:val="9"/>
     <w:semiHidden/>
-    <w:rsid w:val="005B5994"/>
+    <w:rsid w:val="00842720"/>
     <w:rPr>
       <w:rFonts w:eastAsiaTheme="majorEastAsia" w:cstheme="majorBidi"/>
       <w:color w:val="0F4761" w:themeColor="accent1" w:themeShade="BF"/>
@@ -39053,7 +40667,7 @@
     <w:link w:val="Ttulo6"/>
     <w:uiPriority w:val="9"/>
     <w:semiHidden/>
-    <w:rsid w:val="005B5994"/>
+    <w:rsid w:val="00842720"/>
     <w:rPr>
       <w:rFonts w:eastAsiaTheme="majorEastAsia" w:cstheme="majorBidi"/>
       <w:i/>
@@ -39067,7 +40681,7 @@
     <w:link w:val="Ttulo7"/>
     <w:uiPriority w:val="9"/>
     <w:semiHidden/>
-    <w:rsid w:val="005B5994"/>
+    <w:rsid w:val="00842720"/>
     <w:rPr>
       <w:rFonts w:eastAsiaTheme="majorEastAsia" w:cstheme="majorBidi"/>
       <w:color w:val="595959" w:themeColor="text1" w:themeTint="A6"/>
@@ -39079,7 +40693,7 @@
     <w:link w:val="Ttulo8"/>
     <w:uiPriority w:val="9"/>
     <w:semiHidden/>
-    <w:rsid w:val="005B5994"/>
+    <w:rsid w:val="00842720"/>
     <w:rPr>
       <w:rFonts w:eastAsiaTheme="majorEastAsia" w:cstheme="majorBidi"/>
       <w:i/>
@@ -39093,7 +40707,7 @@
     <w:link w:val="Ttulo9"/>
     <w:uiPriority w:val="9"/>
     <w:semiHidden/>
-    <w:rsid w:val="005B5994"/>
+    <w:rsid w:val="00842720"/>
     <w:rPr>
       <w:rFonts w:eastAsiaTheme="majorEastAsia" w:cstheme="majorBidi"/>
       <w:color w:val="272727" w:themeColor="text1" w:themeTint="D8"/>
@@ -39106,7 +40720,7 @@
     <w:link w:val="TtuloCar"/>
     <w:uiPriority w:val="10"/>
     <w:qFormat/>
-    <w:rsid w:val="005B5994"/>
+    <w:rsid w:val="00842720"/>
     <w:pPr>
       <w:spacing w:after="80" w:line="240" w:lineRule="auto"/>
       <w:contextualSpacing/>
@@ -39124,7 +40738,7 @@
     <w:basedOn w:val="Fuentedeprrafopredeter"/>
     <w:link w:val="Ttulo"/>
     <w:uiPriority w:val="10"/>
-    <w:rsid w:val="005B5994"/>
+    <w:rsid w:val="00842720"/>
     <w:rPr>
       <w:rFonts w:asciiTheme="majorHAnsi" w:eastAsiaTheme="majorEastAsia" w:hAnsiTheme="majorHAnsi" w:cstheme="majorBidi"/>
       <w:spacing w:val="-10"/>
@@ -39140,7 +40754,7 @@
     <w:link w:val="SubttuloCar"/>
     <w:uiPriority w:val="11"/>
     <w:qFormat/>
-    <w:rsid w:val="005B5994"/>
+    <w:rsid w:val="00842720"/>
     <w:pPr>
       <w:numPr>
         <w:ilvl w:val="1"/>
@@ -39159,7 +40773,7 @@
     <w:basedOn w:val="Fuentedeprrafopredeter"/>
     <w:link w:val="Subttulo"/>
     <w:uiPriority w:val="11"/>
-    <w:rsid w:val="005B5994"/>
+    <w:rsid w:val="00842720"/>
     <w:rPr>
       <w:rFonts w:eastAsiaTheme="majorEastAsia" w:cstheme="majorBidi"/>
       <w:color w:val="595959" w:themeColor="text1" w:themeTint="A6"/>
@@ -39175,7 +40789,7 @@
     <w:link w:val="CitaCar"/>
     <w:uiPriority w:val="29"/>
     <w:qFormat/>
-    <w:rsid w:val="005B5994"/>
+    <w:rsid w:val="00842720"/>
     <w:pPr>
       <w:spacing w:before="160"/>
       <w:jc w:val="center"/>
@@ -39191,7 +40805,7 @@
     <w:basedOn w:val="Fuentedeprrafopredeter"/>
     <w:link w:val="Cita"/>
     <w:uiPriority w:val="29"/>
-    <w:rsid w:val="005B5994"/>
+    <w:rsid w:val="00842720"/>
     <w:rPr>
       <w:i/>
       <w:iCs/>
@@ -39202,7 +40816,7 @@
     <w:name w:val="List Paragraph"/>
     <w:basedOn w:val="Normal"/>
     <w:qFormat/>
-    <w:rsid w:val="005B5994"/>
+    <w:rsid w:val="00842720"/>
     <w:pPr>
       <w:ind w:left="720"/>
       <w:contextualSpacing/>
@@ -39213,7 +40827,7 @@
     <w:basedOn w:val="Fuentedeprrafopredeter"/>
     <w:uiPriority w:val="21"/>
     <w:qFormat/>
-    <w:rsid w:val="005B5994"/>
+    <w:rsid w:val="00842720"/>
     <w:rPr>
       <w:i/>
       <w:iCs/>
@@ -39227,7 +40841,7 @@
     <w:link w:val="CitadestacadaCar"/>
     <w:uiPriority w:val="30"/>
     <w:qFormat/>
-    <w:rsid w:val="005B5994"/>
+    <w:rsid w:val="00842720"/>
     <w:pPr>
       <w:pBdr>
         <w:top w:val="single" w:sz="4" w:space="10" w:color="0F4761" w:themeColor="accent1" w:themeShade="BF"/>
@@ -39248,7 +40862,7 @@
     <w:basedOn w:val="Fuentedeprrafopredeter"/>
     <w:link w:val="Citadestacada"/>
     <w:uiPriority w:val="30"/>
-    <w:rsid w:val="005B5994"/>
+    <w:rsid w:val="00842720"/>
     <w:rPr>
       <w:i/>
       <w:iCs/>
@@ -39260,7 +40874,7 @@
     <w:basedOn w:val="Fuentedeprrafopredeter"/>
     <w:uiPriority w:val="32"/>
     <w:qFormat/>
-    <w:rsid w:val="005B5994"/>
+    <w:rsid w:val="00842720"/>
     <w:rPr>
       <w:b/>
       <w:bCs/>
@@ -39272,7 +40886,7 @@
   <w:style w:type="paragraph" w:customStyle="1" w:styleId="Fuerte1">
     <w:name w:val="Fuerte1"/>
     <w:qFormat/>
-    <w:rsid w:val="005B5994"/>
+    <w:rsid w:val="00842720"/>
     <w:pPr>
       <w:spacing w:after="0" w:line="240" w:lineRule="auto"/>
     </w:pPr>
@@ -39291,7 +40905,7 @@
     <w:name w:val="Hyperlink"/>
     <w:uiPriority w:val="99"/>
     <w:unhideWhenUsed/>
-    <w:rsid w:val="005B5994"/>
+    <w:rsid w:val="00842720"/>
     <w:rPr>
       <w:color w:val="0563C1"/>
       <w:u w:val="single"/>
@@ -39302,7 +40916,7 @@
     <w:uiPriority w:val="99"/>
     <w:semiHidden/>
     <w:unhideWhenUsed/>
-    <w:rsid w:val="005B5994"/>
+    <w:rsid w:val="00842720"/>
     <w:rPr>
       <w:vertAlign w:val="superscript"/>
     </w:rPr>
@@ -39313,7 +40927,7 @@
     <w:uiPriority w:val="99"/>
     <w:semiHidden/>
     <w:unhideWhenUsed/>
-    <w:rsid w:val="005B5994"/>
+    <w:rsid w:val="00842720"/>
     <w:pPr>
       <w:spacing w:after="0" w:line="240" w:lineRule="auto"/>
     </w:pPr>
@@ -39332,7 +40946,7 @@
     <w:link w:val="Textonotapie"/>
     <w:uiPriority w:val="99"/>
     <w:semiHidden/>
-    <w:rsid w:val="005B5994"/>
+    <w:rsid w:val="00842720"/>
     <w:rPr>
       <w:rFonts w:ascii="Arial" w:eastAsia="Arial" w:hAnsi="Arial" w:cs="Arial"/>
       <w:kern w:val="0"/>
@@ -39347,7 +40961,7 @@
     <w:uiPriority w:val="99"/>
     <w:semiHidden/>
     <w:unhideWhenUsed/>
-    <w:rsid w:val="005B5994"/>
+    <w:rsid w:val="00842720"/>
     <w:rPr>
       <w:vertAlign w:val="superscript"/>
     </w:rPr>
@@ -39358,7 +40972,7 @@
     <w:uiPriority w:val="99"/>
     <w:semiHidden/>
     <w:unhideWhenUsed/>
-    <w:rsid w:val="005B5994"/>
+    <w:rsid w:val="00842720"/>
     <w:pPr>
       <w:spacing w:after="0" w:line="240" w:lineRule="auto"/>
     </w:pPr>
@@ -39377,7 +40991,7 @@
     <w:link w:val="Textonotaalfinal"/>
     <w:uiPriority w:val="99"/>
     <w:semiHidden/>
-    <w:rsid w:val="005B5994"/>
+    <w:rsid w:val="00842720"/>
     <w:rPr>
       <w:rFonts w:ascii="Arial" w:eastAsia="Arial" w:hAnsi="Arial" w:cs="Arial"/>
       <w:kern w:val="0"/>
@@ -39394,7 +41008,7 @@
     <w:autoRedefine/>
     <w:uiPriority w:val="39"/>
     <w:unhideWhenUsed/>
-    <w:rsid w:val="005B5994"/>
+    <w:rsid w:val="00842720"/>
     <w:pPr>
       <w:tabs>
         <w:tab w:val="right" w:leader="dot" w:pos="8630"/>
@@ -39419,7 +41033,7 @@
     <w:autoRedefine/>
     <w:uiPriority w:val="39"/>
     <w:unhideWhenUsed/>
-    <w:rsid w:val="005B5994"/>
+    <w:rsid w:val="00842720"/>
     <w:pPr>
       <w:spacing w:after="100" w:line="360" w:lineRule="auto"/>
       <w:ind w:left="220"/>
@@ -39442,7 +41056,7 @@
     <w:autoRedefine/>
     <w:uiPriority w:val="39"/>
     <w:unhideWhenUsed/>
-    <w:rsid w:val="005B5994"/>
+    <w:rsid w:val="00842720"/>
     <w:pPr>
       <w:spacing w:after="100" w:line="360" w:lineRule="auto"/>
       <w:ind w:left="440"/>
@@ -39465,7 +41079,7 @@
     <w:autoRedefine/>
     <w:uiPriority w:val="39"/>
     <w:unhideWhenUsed/>
-    <w:rsid w:val="005B5994"/>
+    <w:rsid w:val="00842720"/>
     <w:pPr>
       <w:spacing w:after="100"/>
       <w:ind w:left="720"/>
@@ -39484,7 +41098,7 @@
     <w:autoRedefine/>
     <w:uiPriority w:val="39"/>
     <w:unhideWhenUsed/>
-    <w:rsid w:val="005B5994"/>
+    <w:rsid w:val="00842720"/>
     <w:pPr>
       <w:spacing w:after="100"/>
       <w:ind w:left="960"/>
@@ -39503,7 +41117,7 @@
     <w:autoRedefine/>
     <w:uiPriority w:val="39"/>
     <w:unhideWhenUsed/>
-    <w:rsid w:val="005B5994"/>
+    <w:rsid w:val="00842720"/>
     <w:pPr>
       <w:spacing w:after="100"/>
       <w:ind w:left="1200"/>
@@ -39522,7 +41136,7 @@
     <w:autoRedefine/>
     <w:uiPriority w:val="39"/>
     <w:unhideWhenUsed/>
-    <w:rsid w:val="005B5994"/>
+    <w:rsid w:val="00842720"/>
     <w:pPr>
       <w:spacing w:after="100"/>
       <w:ind w:left="1440"/>
@@ -39541,7 +41155,7 @@
     <w:autoRedefine/>
     <w:uiPriority w:val="39"/>
     <w:unhideWhenUsed/>
-    <w:rsid w:val="005B5994"/>
+    <w:rsid w:val="00842720"/>
     <w:pPr>
       <w:spacing w:after="100"/>
       <w:ind w:left="1680"/>
@@ -39560,7 +41174,7 @@
     <w:autoRedefine/>
     <w:uiPriority w:val="39"/>
     <w:unhideWhenUsed/>
-    <w:rsid w:val="005B5994"/>
+    <w:rsid w:val="00842720"/>
     <w:pPr>
       <w:spacing w:after="100"/>
       <w:ind w:left="1920"/>
@@ -39578,7 +41192,7 @@
     <w:uiPriority w:val="99"/>
     <w:semiHidden/>
     <w:unhideWhenUsed/>
-    <w:rsid w:val="005B5994"/>
+    <w:rsid w:val="00842720"/>
     <w:rPr>
       <w:color w:val="605E5C"/>
       <w:shd w:val="clear" w:color="auto" w:fill="E1DFDD"/>
@@ -39590,7 +41204,7 @@
     <w:uiPriority w:val="99"/>
     <w:semiHidden/>
     <w:unhideWhenUsed/>
-    <w:rsid w:val="005B5994"/>
+    <w:rsid w:val="00842720"/>
     <w:rPr>
       <w:sz w:val="16"/>
       <w:szCs w:val="16"/>
@@ -39603,7 +41217,7 @@
     <w:uiPriority w:val="99"/>
     <w:semiHidden/>
     <w:unhideWhenUsed/>
-    <w:rsid w:val="005B5994"/>
+    <w:rsid w:val="00842720"/>
     <w:pPr>
       <w:spacing w:after="0" w:line="360" w:lineRule="auto"/>
       <w:contextualSpacing/>
@@ -39624,7 +41238,7 @@
     <w:link w:val="Textocomentario"/>
     <w:uiPriority w:val="99"/>
     <w:semiHidden/>
-    <w:rsid w:val="005B5994"/>
+    <w:rsid w:val="00842720"/>
     <w:rPr>
       <w:rFonts w:ascii="Arial" w:eastAsia="Arial" w:hAnsi="Arial" w:cs="Arial"/>
       <w:kern w:val="0"/>
@@ -39642,7 +41256,7 @@
     <w:uiPriority w:val="99"/>
     <w:semiHidden/>
     <w:unhideWhenUsed/>
-    <w:rsid w:val="005B5994"/>
+    <w:rsid w:val="00842720"/>
     <w:rPr>
       <w:b/>
       <w:bCs/>
@@ -39654,7 +41268,7 @@
     <w:link w:val="Asuntodelcomentario"/>
     <w:uiPriority w:val="99"/>
     <w:semiHidden/>
-    <w:rsid w:val="005B5994"/>
+    <w:rsid w:val="00842720"/>
     <w:rPr>
       <w:rFonts w:ascii="Arial" w:eastAsia="Arial" w:hAnsi="Arial" w:cs="Arial"/>
       <w:b/>
@@ -39672,7 +41286,7 @@
     <w:uiPriority w:val="99"/>
     <w:semiHidden/>
     <w:unhideWhenUsed/>
-    <w:rsid w:val="005B5994"/>
+    <w:rsid w:val="00842720"/>
     <w:pPr>
       <w:spacing w:after="0" w:line="360" w:lineRule="auto"/>
       <w:contextualSpacing/>
@@ -39689,7 +41303,7 @@
     <w:name w:val="Table Grid"/>
     <w:basedOn w:val="Tablanormal"/>
     <w:uiPriority w:val="59"/>
-    <w:rsid w:val="005B5994"/>
+    <w:rsid w:val="00842720"/>
     <w:pPr>
       <w:spacing w:after="0" w:line="240" w:lineRule="auto"/>
     </w:pPr>
@@ -39717,7 +41331,7 @@
     <w:basedOn w:val="Normal"/>
     <w:uiPriority w:val="99"/>
     <w:unhideWhenUsed/>
-    <w:rsid w:val="005B5994"/>
+    <w:rsid w:val="00842720"/>
     <w:pPr>
       <w:numPr>
         <w:numId w:val="3"/>
